--- a/lessons/2-10/downloads/reveal/teacher/2.10-homework-packet-level-1.docx
+++ b/lessons/2-10/downloads/reveal/teacher/2.10-homework-packet-level-1.docx
@@ -78,14 +78,15 @@
           <w:caps/>
           <w:color w:val="003A70"/>
           <w:spacing w:val="12"/>
-          <w:sz w:val="21"/>
+          <w:sz w:val="22"/>
           <w:szCs w:val="21"/>
         </w:rPr>
-        <w:t xml:space="preserve">Lesson 2-10  ·  Homework Packet  ·  Level 1  ·  Sheet 1 of 2</w:t>
+        <w:t xml:space="preserve">Lesson 2-10  ·  Homework Packet  ·  Supported  ·  Session 1 · pages 1–2</w:t>
       </w:r>
     </w:p>
     <w:p>
       <w:pPr>
+        <w:pStyle w:val="Heading1"/>
         <w:keepNext/>
         <w:spacing w:before="0" w:after="10" w:line="240" w:lineRule="auto"/>
       </w:pPr>
@@ -111,7 +112,7 @@
         <w:rPr>
           <w:rFonts w:ascii="Avenir Next" w:hAnsi="Avenir Next" w:cs="Avenir Next" w:eastAsia="Avenir Next"/>
           <w:color w:val="5A5F66"/>
-          <w:sz w:val="17"/>
+          <w:sz w:val="22"/>
           <w:szCs w:val="17"/>
         </w:rPr>
         <w:t xml:space="preserve">Maryland Standard 6.SP.B.5d   ·   Learning target — I can choose the mean or the median to describe a data set based on its shape.</w:t>
@@ -158,6 +159,7 @@
           </w:tcPr>
           <w:p>
             <w:pPr>
+              <w:pStyle w:val="Heading2"/>
               <w:spacing w:before="0" w:after="40" w:line="264" w:lineRule="auto"/>
             </w:pPr>
             <w:r>
@@ -185,54 +187,54 @@
                 <w:rFonts w:ascii="Avenir Next" w:hAnsi="Avenir Next" w:cs="Avenir Next" w:eastAsia="Avenir Next"/>
                 <w:b/>
                 <w:color w:val="003A70"/>
+                <w:sz w:val="22"/>
+                <w:szCs w:val="18"/>
+              </w:rPr>
+              <w:t xml:space="preserve">•</w:t>
+            </w:r>
+            <w:r>
+              <w:rPr>
+                <w:rFonts w:ascii="Avenir Next" w:hAnsi="Avenir Next" w:cs="Avenir Next" w:eastAsia="Avenir Next"/>
+                <w:color w:val="1A1A1A"/>
                 <w:sz w:val="18"/>
                 <w:szCs w:val="18"/>
               </w:rPr>
-              <w:t xml:space="preserve">•</w:t>
-            </w:r>
-            <w:r>
-              <w:rPr>
-                <w:rFonts w:ascii="Avenir Next" w:hAnsi="Avenir Next" w:cs="Avenir Next" w:eastAsia="Avenir Next"/>
-                <w:color w:val="1A1A1A"/>
-                <w:sz w:val="18"/>
+              <w:tab/>
+            </w:r>
+            <w:r>
+              <w:rPr>
+                <w:rFonts w:ascii="Avenir Next" w:hAnsi="Avenir Next" w:cs="Avenir Next" w:eastAsia="Avenir Next"/>
+                <w:b/>
+                <w:color w:val="1A1A1A"/>
+                <w:sz w:val="22"/>
                 <w:szCs w:val="18"/>
               </w:rPr>
-              <w:tab/>
+              <w:t xml:space="preserve">Symmetric</w:t>
+            </w:r>
+            <w:r>
+              <w:rPr>
+                <w:rFonts w:ascii="Avenir Next" w:hAnsi="Avenir Next" w:cs="Avenir Next" w:eastAsia="Avenir Next"/>
+                <w:color w:val="1A1A1A"/>
+                <w:sz w:val="22"/>
+                <w:szCs w:val="18"/>
+              </w:rPr>
+              <w:t xml:space="preserve"> data with no outliers: the mean and median are close. Use the </w:t>
             </w:r>
             <w:r>
               <w:rPr>
                 <w:rFonts w:ascii="Avenir Next" w:hAnsi="Avenir Next" w:cs="Avenir Next" w:eastAsia="Avenir Next"/>
                 <w:b/>
                 <w:color w:val="1A1A1A"/>
-                <w:sz w:val="18"/>
+                <w:sz w:val="22"/>
                 <w:szCs w:val="18"/>
               </w:rPr>
-              <w:t xml:space="preserve">Symmetric</w:t>
-            </w:r>
-            <w:r>
-              <w:rPr>
-                <w:rFonts w:ascii="Avenir Next" w:hAnsi="Avenir Next" w:cs="Avenir Next" w:eastAsia="Avenir Next"/>
-                <w:color w:val="1A1A1A"/>
-                <w:sz w:val="18"/>
-                <w:szCs w:val="18"/>
-              </w:rPr>
-              <w:t xml:space="preserve"> data with no outliers: the mean and median are close. Use the </w:t>
-            </w:r>
-            <w:r>
-              <w:rPr>
-                <w:rFonts w:ascii="Avenir Next" w:hAnsi="Avenir Next" w:cs="Avenir Next" w:eastAsia="Avenir Next"/>
-                <w:b/>
-                <w:color w:val="1A1A1A"/>
-                <w:sz w:val="18"/>
-                <w:szCs w:val="18"/>
-              </w:rPr>
               <w:t xml:space="preserve">mean</w:t>
             </w:r>
             <w:r>
               <w:rPr>
                 <w:rFonts w:ascii="Avenir Next" w:hAnsi="Avenir Next" w:cs="Avenir Next" w:eastAsia="Avenir Next"/>
                 <w:color w:val="1A1A1A"/>
-                <w:sz w:val="18"/>
+                <w:sz w:val="22"/>
                 <w:szCs w:val="18"/>
               </w:rPr>
               <w:t xml:space="preserve">.</w:t>
@@ -251,73 +253,73 @@
                 <w:rFonts w:ascii="Avenir Next" w:hAnsi="Avenir Next" w:cs="Avenir Next" w:eastAsia="Avenir Next"/>
                 <w:b/>
                 <w:color w:val="003A70"/>
+                <w:sz w:val="22"/>
+                <w:szCs w:val="18"/>
+              </w:rPr>
+              <w:t xml:space="preserve">•</w:t>
+            </w:r>
+            <w:r>
+              <w:rPr>
+                <w:rFonts w:ascii="Avenir Next" w:hAnsi="Avenir Next" w:cs="Avenir Next" w:eastAsia="Avenir Next"/>
+                <w:color w:val="1A1A1A"/>
                 <w:sz w:val="18"/>
                 <w:szCs w:val="18"/>
               </w:rPr>
-              <w:t xml:space="preserve">•</w:t>
-            </w:r>
-            <w:r>
-              <w:rPr>
-                <w:rFonts w:ascii="Avenir Next" w:hAnsi="Avenir Next" w:cs="Avenir Next" w:eastAsia="Avenir Next"/>
-                <w:color w:val="1A1A1A"/>
-                <w:sz w:val="18"/>
+              <w:tab/>
+            </w:r>
+            <w:r>
+              <w:rPr>
+                <w:rFonts w:ascii="Avenir Next" w:hAnsi="Avenir Next" w:cs="Avenir Next" w:eastAsia="Avenir Next"/>
+                <w:b/>
+                <w:color w:val="1A1A1A"/>
+                <w:sz w:val="22"/>
                 <w:szCs w:val="18"/>
               </w:rPr>
-              <w:tab/>
+              <w:t xml:space="preserve">Skewed</w:t>
+            </w:r>
+            <w:r>
+              <w:rPr>
+                <w:rFonts w:ascii="Avenir Next" w:hAnsi="Avenir Next" w:cs="Avenir Next" w:eastAsia="Avenir Next"/>
+                <w:color w:val="1A1A1A"/>
+                <w:sz w:val="22"/>
+                <w:szCs w:val="18"/>
+              </w:rPr>
+              <w:t xml:space="preserve"> data or data with an </w:t>
             </w:r>
             <w:r>
               <w:rPr>
                 <w:rFonts w:ascii="Avenir Next" w:hAnsi="Avenir Next" w:cs="Avenir Next" w:eastAsia="Avenir Next"/>
                 <w:b/>
                 <w:color w:val="1A1A1A"/>
-                <w:sz w:val="18"/>
+                <w:sz w:val="22"/>
                 <w:szCs w:val="18"/>
               </w:rPr>
-              <w:t xml:space="preserve">Skewed</w:t>
-            </w:r>
-            <w:r>
-              <w:rPr>
-                <w:rFonts w:ascii="Avenir Next" w:hAnsi="Avenir Next" w:cs="Avenir Next" w:eastAsia="Avenir Next"/>
-                <w:color w:val="1A1A1A"/>
-                <w:sz w:val="18"/>
+              <w:t xml:space="preserve">outlier</w:t>
+            </w:r>
+            <w:r>
+              <w:rPr>
+                <w:rFonts w:ascii="Avenir Next" w:hAnsi="Avenir Next" w:cs="Avenir Next" w:eastAsia="Avenir Next"/>
+                <w:color w:val="1A1A1A"/>
+                <w:sz w:val="22"/>
                 <w:szCs w:val="18"/>
               </w:rPr>
-              <w:t xml:space="preserve"> data or data with an </w:t>
+              <w:t xml:space="preserve">: the mean is pulled toward the tail. Use the </w:t>
             </w:r>
             <w:r>
               <w:rPr>
                 <w:rFonts w:ascii="Avenir Next" w:hAnsi="Avenir Next" w:cs="Avenir Next" w:eastAsia="Avenir Next"/>
                 <w:b/>
                 <w:color w:val="1A1A1A"/>
-                <w:sz w:val="18"/>
+                <w:sz w:val="22"/>
                 <w:szCs w:val="18"/>
               </w:rPr>
-              <w:t xml:space="preserve">outlier</w:t>
-            </w:r>
-            <w:r>
-              <w:rPr>
-                <w:rFonts w:ascii="Avenir Next" w:hAnsi="Avenir Next" w:cs="Avenir Next" w:eastAsia="Avenir Next"/>
-                <w:color w:val="1A1A1A"/>
-                <w:sz w:val="18"/>
-                <w:szCs w:val="18"/>
-              </w:rPr>
-              <w:t xml:space="preserve">: the mean is pulled toward the tail. Use the </w:t>
-            </w:r>
-            <w:r>
-              <w:rPr>
-                <w:rFonts w:ascii="Avenir Next" w:hAnsi="Avenir Next" w:cs="Avenir Next" w:eastAsia="Avenir Next"/>
-                <w:b/>
-                <w:color w:val="1A1A1A"/>
-                <w:sz w:val="18"/>
-                <w:szCs w:val="18"/>
-              </w:rPr>
               <w:t xml:space="preserve">median</w:t>
             </w:r>
             <w:r>
               <w:rPr>
                 <w:rFonts w:ascii="Avenir Next" w:hAnsi="Avenir Next" w:cs="Avenir Next" w:eastAsia="Avenir Next"/>
                 <w:color w:val="1A1A1A"/>
-                <w:sz w:val="18"/>
+                <w:sz w:val="22"/>
                 <w:szCs w:val="18"/>
               </w:rPr>
               <w:t xml:space="preserve">. If the mean and median are far apart, the median is safer.</w:t>
@@ -332,6 +334,7 @@
           </w:tcPr>
           <w:p>
             <w:pPr>
+              <w:pStyle w:val="Heading2"/>
               <w:spacing w:before="0" w:after="40" w:line="264" w:lineRule="auto"/>
             </w:pPr>
             <w:r>
@@ -354,7 +357,7 @@
               <w:rPr>
                 <w:rFonts w:ascii="Avenir Next" w:hAnsi="Avenir Next" w:cs="Avenir Next" w:eastAsia="Avenir Next"/>
                 <w:color w:val="1A1A1A"/>
-                <w:sz w:val="17"/>
+                <w:sz w:val="22"/>
                 <w:szCs w:val="17"/>
               </w:rPr>
               <w:t xml:space="preserve">Eight commutes took 12, 14, 15, 15, 16, 17, 18, and 61 minutes. Which center is better?</w:t>
@@ -373,25 +376,25 @@
                 <w:rFonts w:ascii="Avenir Next" w:hAnsi="Avenir Next" w:cs="Avenir Next" w:eastAsia="Avenir Next"/>
                 <w:b/>
                 <w:color w:val="003A70"/>
+                <w:sz w:val="22"/>
+                <w:szCs w:val="17"/>
+              </w:rPr>
+              <w:t xml:space="preserve">Step 1</w:t>
+            </w:r>
+            <w:r>
+              <w:rPr>
+                <w:rFonts w:ascii="Avenir Next" w:hAnsi="Avenir Next" w:cs="Avenir Next" w:eastAsia="Avenir Next"/>
+                <w:color w:val="1A1A1A"/>
                 <w:sz w:val="17"/>
                 <w:szCs w:val="17"/>
               </w:rPr>
-              <w:t xml:space="preserve">Step 1</w:t>
-            </w:r>
-            <w:r>
-              <w:rPr>
-                <w:rFonts w:ascii="Avenir Next" w:hAnsi="Avenir Next" w:cs="Avenir Next" w:eastAsia="Avenir Next"/>
-                <w:color w:val="1A1A1A"/>
-                <w:sz w:val="17"/>
-                <w:szCs w:val="17"/>
-              </w:rPr>
               <w:tab/>
             </w:r>
             <w:r>
               <w:rPr>
                 <w:rFonts w:ascii="Avenir Next" w:hAnsi="Avenir Next" w:cs="Avenir Next" w:eastAsia="Avenir Next"/>
                 <w:color w:val="1A1A1A"/>
-                <w:sz w:val="17"/>
+                <w:sz w:val="22"/>
                 <w:szCs w:val="17"/>
               </w:rPr>
               <w:t xml:space="preserve">61 is an outlier, so the data is skewed right.</w:t>
@@ -410,25 +413,25 @@
                 <w:rFonts w:ascii="Avenir Next" w:hAnsi="Avenir Next" w:cs="Avenir Next" w:eastAsia="Avenir Next"/>
                 <w:b/>
                 <w:color w:val="003A70"/>
+                <w:sz w:val="22"/>
+                <w:szCs w:val="17"/>
+              </w:rPr>
+              <w:t xml:space="preserve">Step 2</w:t>
+            </w:r>
+            <w:r>
+              <w:rPr>
+                <w:rFonts w:ascii="Avenir Next" w:hAnsi="Avenir Next" w:cs="Avenir Next" w:eastAsia="Avenir Next"/>
+                <w:color w:val="1A1A1A"/>
                 <w:sz w:val="17"/>
                 <w:szCs w:val="17"/>
               </w:rPr>
-              <w:t xml:space="preserve">Step 2</w:t>
-            </w:r>
-            <w:r>
-              <w:rPr>
-                <w:rFonts w:ascii="Avenir Next" w:hAnsi="Avenir Next" w:cs="Avenir Next" w:eastAsia="Avenir Next"/>
-                <w:color w:val="1A1A1A"/>
-                <w:sz w:val="17"/>
-                <w:szCs w:val="17"/>
-              </w:rPr>
               <w:tab/>
             </w:r>
             <w:r>
               <w:rPr>
                 <w:rFonts w:ascii="Avenir Next" w:hAnsi="Avenir Next" w:cs="Avenir Next" w:eastAsia="Avenir Next"/>
                 <w:color w:val="1A1A1A"/>
-                <w:sz w:val="17"/>
+                <w:sz w:val="22"/>
                 <w:szCs w:val="17"/>
               </w:rPr>
               <w:t xml:space="preserve">Median: (15 + 16) ÷ 2 = 15.5. Mean: 168 ÷ 8 = 21, greater than 7 of the 8 times.</w:t>
@@ -447,18 +450,18 @@
                 <w:rFonts w:ascii="Avenir Next" w:hAnsi="Avenir Next" w:cs="Avenir Next" w:eastAsia="Avenir Next"/>
                 <w:b/>
                 <w:color w:val="1A1A1A"/>
+                <w:sz w:val="22"/>
+                <w:szCs w:val="17"/>
+              </w:rPr>
+              <w:t xml:space="preserve">Answer</w:t>
+            </w:r>
+            <w:r>
+              <w:rPr>
+                <w:rFonts w:ascii="Avenir Next" w:hAnsi="Avenir Next" w:cs="Avenir Next" w:eastAsia="Avenir Next"/>
+                <w:color w:val="1A1A1A"/>
                 <w:sz w:val="17"/>
                 <w:szCs w:val="17"/>
               </w:rPr>
-              <w:t xml:space="preserve">Answer</w:t>
-            </w:r>
-            <w:r>
-              <w:rPr>
-                <w:rFonts w:ascii="Avenir Next" w:hAnsi="Avenir Next" w:cs="Avenir Next" w:eastAsia="Avenir Next"/>
-                <w:color w:val="1A1A1A"/>
-                <w:sz w:val="17"/>
-                <w:szCs w:val="17"/>
-              </w:rPr>
               <w:tab/>
             </w:r>
             <w:r>
@@ -466,7 +469,7 @@
                 <w:rFonts w:ascii="Avenir Next" w:hAnsi="Avenir Next" w:cs="Avenir Next" w:eastAsia="Avenir Next"/>
                 <w:b/>
                 <w:color w:val="1A1A1A"/>
-                <w:sz w:val="17"/>
+                <w:sz w:val="22"/>
                 <w:szCs w:val="17"/>
               </w:rPr>
               <w:t xml:space="preserve">The median, 15.5 minutes</w:t>
@@ -516,6 +519,7 @@
           </w:tcPr>
           <w:p>
             <w:pPr>
+              <w:pStyle w:val="Heading2"/>
               <w:spacing w:before="0" w:after="40" w:line="264" w:lineRule="auto"/>
             </w:pPr>
             <w:r>
@@ -539,7 +543,7 @@
                 <w:rFonts w:ascii="Avenir Next" w:hAnsi="Avenir Next" w:cs="Avenir Next" w:eastAsia="Avenir Next"/>
                 <w:b/>
                 <w:color w:val="1A1A1A"/>
-                <w:sz w:val="21"/>
+                <w:sz w:val="22"/>
                 <w:szCs w:val="21"/>
               </w:rPr>
               <w:t xml:space="preserve">outlier</w:t>
@@ -548,7 +552,7 @@
               <w:rPr>
                 <w:rFonts w:ascii="Avenir Next" w:hAnsi="Avenir Next" w:cs="Avenir Next" w:eastAsia="Avenir Next"/>
                 <w:color w:val="5A5F66"/>
-                <w:sz w:val="21"/>
+                <w:sz w:val="22"/>
                 <w:szCs w:val="21"/>
               </w:rPr>
               <w:t xml:space="preserve"> — </w:t>
@@ -557,7 +561,7 @@
               <w:rPr>
                 <w:rFonts w:ascii="Avenir Next" w:hAnsi="Avenir Next" w:cs="Avenir Next" w:eastAsia="Avenir Next"/>
                 <w:color w:val="1A1A1A"/>
-                <w:sz w:val="21"/>
+                <w:sz w:val="22"/>
                 <w:szCs w:val="21"/>
               </w:rPr>
               <w:t xml:space="preserve">a value far from the others</w:t>
@@ -572,7 +576,7 @@
                 <w:rFonts w:ascii="Avenir Next" w:hAnsi="Avenir Next" w:cs="Avenir Next" w:eastAsia="Avenir Next"/>
                 <w:b/>
                 <w:color w:val="1A1A1A"/>
-                <w:sz w:val="21"/>
+                <w:sz w:val="22"/>
                 <w:szCs w:val="21"/>
               </w:rPr>
               <w:t xml:space="preserve">symmetric</w:t>
@@ -581,7 +585,7 @@
               <w:rPr>
                 <w:rFonts w:ascii="Avenir Next" w:hAnsi="Avenir Next" w:cs="Avenir Next" w:eastAsia="Avenir Next"/>
                 <w:color w:val="5A5F66"/>
-                <w:sz w:val="21"/>
+                <w:sz w:val="22"/>
                 <w:szCs w:val="21"/>
               </w:rPr>
               <w:t xml:space="preserve"> — </w:t>
@@ -590,7 +594,7 @@
               <w:rPr>
                 <w:rFonts w:ascii="Avenir Next" w:hAnsi="Avenir Next" w:cs="Avenir Next" w:eastAsia="Avenir Next"/>
                 <w:color w:val="1A1A1A"/>
-                <w:sz w:val="21"/>
+                <w:sz w:val="22"/>
                 <w:szCs w:val="21"/>
               </w:rPr>
               <w:t xml:space="preserve">both sides look about the same</w:t>
@@ -616,7 +620,7 @@
                 <w:rFonts w:ascii="Avenir Next" w:hAnsi="Avenir Next" w:cs="Avenir Next" w:eastAsia="Avenir Next"/>
                 <w:b/>
                 <w:color w:val="1A1A1A"/>
-                <w:sz w:val="21"/>
+                <w:sz w:val="22"/>
                 <w:szCs w:val="21"/>
               </w:rPr>
               <w:t xml:space="preserve">skewed</w:t>
@@ -625,7 +629,7 @@
               <w:rPr>
                 <w:rFonts w:ascii="Avenir Next" w:hAnsi="Avenir Next" w:cs="Avenir Next" w:eastAsia="Avenir Next"/>
                 <w:color w:val="5A5F66"/>
-                <w:sz w:val="21"/>
+                <w:sz w:val="22"/>
                 <w:szCs w:val="21"/>
               </w:rPr>
               <w:t xml:space="preserve"> — </w:t>
@@ -634,7 +638,7 @@
               <w:rPr>
                 <w:rFonts w:ascii="Avenir Next" w:hAnsi="Avenir Next" w:cs="Avenir Next" w:eastAsia="Avenir Next"/>
                 <w:color w:val="1A1A1A"/>
-                <w:sz w:val="21"/>
+                <w:sz w:val="22"/>
                 <w:szCs w:val="21"/>
               </w:rPr>
               <w:t xml:space="preserve">a long tail on one side</w:t>
@@ -649,7 +653,7 @@
                 <w:rFonts w:ascii="Avenir Next" w:hAnsi="Avenir Next" w:cs="Avenir Next" w:eastAsia="Avenir Next"/>
                 <w:b/>
                 <w:color w:val="1A1A1A"/>
-                <w:sz w:val="21"/>
+                <w:sz w:val="22"/>
                 <w:szCs w:val="21"/>
               </w:rPr>
               <w:t xml:space="preserve">median</w:t>
@@ -658,7 +662,7 @@
               <w:rPr>
                 <w:rFonts w:ascii="Avenir Next" w:hAnsi="Avenir Next" w:cs="Avenir Next" w:eastAsia="Avenir Next"/>
                 <w:color w:val="5A5F66"/>
-                <w:sz w:val="21"/>
+                <w:sz w:val="22"/>
                 <w:szCs w:val="21"/>
               </w:rPr>
               <w:t xml:space="preserve"> — </w:t>
@@ -667,7 +671,7 @@
               <w:rPr>
                 <w:rFonts w:ascii="Avenir Next" w:hAnsi="Avenir Next" w:cs="Avenir Next" w:eastAsia="Avenir Next"/>
                 <w:color w:val="1A1A1A"/>
-                <w:sz w:val="21"/>
+                <w:sz w:val="22"/>
                 <w:szCs w:val="21"/>
               </w:rPr>
               <w:t xml:space="preserve">the middle value in order</w:t>
@@ -678,6 +682,7 @@
     </w:tbl>
     <w:p>
       <w:pPr>
+        <w:pStyle w:val="Heading2"/>
         <w:keepNext/>
         <w:pBdr>
           <w:bottom w:val="single" w:sz="8" w:space="3" w:color="003A70"/>
@@ -693,7 +698,7 @@
           <w:b/>
           <w:color w:val="003A70"/>
           <w:spacing w:val="14"/>
-          <w:sz w:val="21"/>
+          <w:sz w:val="22"/>
           <w:szCs w:val="21"/>
         </w:rPr>
         <w:t xml:space="preserve">PRACTICE</w:t>
@@ -712,7 +717,7 @@
           <w:rFonts w:ascii="Avenir Next" w:hAnsi="Avenir Next" w:cs="Avenir Next" w:eastAsia="Avenir Next"/>
           <w:i/>
           <w:color w:val="5A5F66"/>
-          <w:sz w:val="17"/>
+          <w:sz w:val="22"/>
           <w:szCs w:val="17"/>
         </w:rPr>
         <w:t xml:space="preserve">show your work · label units</w:t>
@@ -808,25 +813,25 @@
                 <w:rFonts w:ascii="Avenir Next" w:hAnsi="Avenir Next" w:cs="Avenir Next" w:eastAsia="Avenir Next"/>
                 <w:b/>
                 <w:color w:val="003A70"/>
+                <w:sz w:val="22"/>
+                <w:szCs w:val="18"/>
+              </w:rPr>
+              <w:t xml:space="preserve">Step 1</w:t>
+            </w:r>
+            <w:r>
+              <w:rPr>
+                <w:rFonts w:ascii="Avenir Next" w:hAnsi="Avenir Next" w:cs="Avenir Next" w:eastAsia="Avenir Next"/>
+                <w:color w:val="1A1A1A"/>
                 <w:sz w:val="18"/>
                 <w:szCs w:val="18"/>
               </w:rPr>
-              <w:t xml:space="preserve">Step 1</w:t>
-            </w:r>
-            <w:r>
-              <w:rPr>
-                <w:rFonts w:ascii="Avenir Next" w:hAnsi="Avenir Next" w:cs="Avenir Next" w:eastAsia="Avenir Next"/>
-                <w:color w:val="1A1A1A"/>
-                <w:sz w:val="18"/>
-                <w:szCs w:val="18"/>
-              </w:rPr>
               <w:tab/>
             </w:r>
             <w:r>
               <w:rPr>
                 <w:rFonts w:ascii="Avenir Next" w:hAnsi="Avenir Next" w:cs="Avenir Next" w:eastAsia="Avenir Next"/>
                 <w:color w:val="1A1A1A"/>
-                <w:sz w:val="21"/>
+                <w:sz w:val="22"/>
                 <w:szCs w:val="21"/>
               </w:rPr>
               <w:t xml:space="preserve">Look for a value far from the others.</w:t>
@@ -846,25 +851,25 @@
                 <w:rFonts w:ascii="Avenir Next" w:hAnsi="Avenir Next" w:cs="Avenir Next" w:eastAsia="Avenir Next"/>
                 <w:b/>
                 <w:color w:val="003A70"/>
+                <w:sz w:val="22"/>
+                <w:szCs w:val="18"/>
+              </w:rPr>
+              <w:t xml:space="preserve">Step 2</w:t>
+            </w:r>
+            <w:r>
+              <w:rPr>
+                <w:rFonts w:ascii="Avenir Next" w:hAnsi="Avenir Next" w:cs="Avenir Next" w:eastAsia="Avenir Next"/>
+                <w:color w:val="1A1A1A"/>
                 <w:sz w:val="18"/>
                 <w:szCs w:val="18"/>
               </w:rPr>
-              <w:t xml:space="preserve">Step 2</w:t>
-            </w:r>
-            <w:r>
-              <w:rPr>
-                <w:rFonts w:ascii="Avenir Next" w:hAnsi="Avenir Next" w:cs="Avenir Next" w:eastAsia="Avenir Next"/>
-                <w:color w:val="1A1A1A"/>
-                <w:sz w:val="18"/>
-                <w:szCs w:val="18"/>
-              </w:rPr>
               <w:tab/>
             </w:r>
             <w:r>
               <w:rPr>
                 <w:rFonts w:ascii="Avenir Next" w:hAnsi="Avenir Next" w:cs="Avenir Next" w:eastAsia="Avenir Next"/>
                 <w:color w:val="1A1A1A"/>
-                <w:sz w:val="21"/>
+                <w:sz w:val="22"/>
                 <w:szCs w:val="21"/>
               </w:rPr>
               <w:t xml:space="preserve">No outlier: mean. Outlier: median.</w:t>
@@ -1504,7 +1509,7 @@
                     <w:drawing>
                       <wp:inline distT="0" distB="0" distL="0" distR="0">
                         <wp:extent cx="2743200" cy="1188720"/>
-                        <wp:docPr id="1" name="Figure 1"/>
+                        <wp:docPr id="1" name="Figure 1" descr="Dot plot. Horizontal axis: Shoe Size, 4 to 10, ticks every 1. Dots by value: 5: 1; 6: 2; 7: 3; 8: 2; 9: 1"/>
                         <a:graphic xmlns:a="http://schemas.openxmlformats.org/drawingml/2006/main">
                           <a:graphicData uri="http://schemas.openxmlformats.org/drawingml/2006/picture">
                             <pic:pic xmlns:pic="http://schemas.openxmlformats.org/drawingml/2006/picture">
@@ -1684,25 +1689,25 @@
                       <w:rFonts w:ascii="Avenir Next" w:hAnsi="Avenir Next" w:cs="Avenir Next" w:eastAsia="Avenir Next"/>
                       <w:b/>
                       <w:color w:val="003A70"/>
+                      <w:sz w:val="22"/>
+                      <w:szCs w:val="18"/>
+                    </w:rPr>
+                    <w:t xml:space="preserve">Step 1</w:t>
+                  </w:r>
+                  <w:r>
+                    <w:rPr>
+                      <w:rFonts w:ascii="Avenir Next" w:hAnsi="Avenir Next" w:cs="Avenir Next" w:eastAsia="Avenir Next"/>
+                      <w:color w:val="1A1A1A"/>
                       <w:sz w:val="18"/>
                       <w:szCs w:val="18"/>
                     </w:rPr>
-                    <w:t xml:space="preserve">Step 1</w:t>
-                  </w:r>
-                  <w:r>
-                    <w:rPr>
-                      <w:rFonts w:ascii="Avenir Next" w:hAnsi="Avenir Next" w:cs="Avenir Next" w:eastAsia="Avenir Next"/>
-                      <w:color w:val="1A1A1A"/>
-                      <w:sz w:val="18"/>
-                      <w:szCs w:val="18"/>
-                    </w:rPr>
                     <w:tab/>
                   </w:r>
                   <w:r>
                     <w:rPr>
                       <w:rFonts w:ascii="Avenir Next" w:hAnsi="Avenir Next" w:cs="Avenir Next" w:eastAsia="Avenir Next"/>
                       <w:color w:val="1A1A1A"/>
-                      <w:sz w:val="21"/>
+                      <w:sz w:val="22"/>
                       <w:szCs w:val="21"/>
                     </w:rPr>
                     <w:t xml:space="preserve">Find where the tall bars are and where the tail is.</w:t>
@@ -1722,25 +1727,25 @@
                       <w:rFonts w:ascii="Avenir Next" w:hAnsi="Avenir Next" w:cs="Avenir Next" w:eastAsia="Avenir Next"/>
                       <w:b/>
                       <w:color w:val="003A70"/>
+                      <w:sz w:val="22"/>
+                      <w:szCs w:val="18"/>
+                    </w:rPr>
+                    <w:t xml:space="preserve">Step 2</w:t>
+                  </w:r>
+                  <w:r>
+                    <w:rPr>
+                      <w:rFonts w:ascii="Avenir Next" w:hAnsi="Avenir Next" w:cs="Avenir Next" w:eastAsia="Avenir Next"/>
+                      <w:color w:val="1A1A1A"/>
                       <w:sz w:val="18"/>
                       <w:szCs w:val="18"/>
                     </w:rPr>
-                    <w:t xml:space="preserve">Step 2</w:t>
-                  </w:r>
-                  <w:r>
-                    <w:rPr>
-                      <w:rFonts w:ascii="Avenir Next" w:hAnsi="Avenir Next" w:cs="Avenir Next" w:eastAsia="Avenir Next"/>
-                      <w:color w:val="1A1A1A"/>
-                      <w:sz w:val="18"/>
-                      <w:szCs w:val="18"/>
-                    </w:rPr>
                     <w:tab/>
                   </w:r>
                   <w:r>
                     <w:rPr>
                       <w:rFonts w:ascii="Avenir Next" w:hAnsi="Avenir Next" w:cs="Avenir Next" w:eastAsia="Avenir Next"/>
                       <w:color w:val="1A1A1A"/>
-                      <w:sz w:val="21"/>
+                      <w:sz w:val="22"/>
                       <w:szCs w:val="21"/>
                     </w:rPr>
                     <w:t xml:space="preserve">A long tail pulls the mean toward it.</w:t>
@@ -1932,7 +1937,7 @@
                     <w:drawing>
                       <wp:inline distT="0" distB="0" distL="0" distR="0">
                         <wp:extent cx="2743200" cy="1554480"/>
-                        <wp:docPr id="2" name="Figure 2"/>
+                        <wp:docPr id="2" name="Figure 2" descr="Histogram. Horizontal axis: Price (dollars); vertical axis: Bikes. Bar intervals and frequencies: 0 to 50: 7; 50 to 100: 6; 100 to 150: 4; 150 to 200: 2; 200 to 250: 1."/>
                         <a:graphic xmlns:a="http://schemas.openxmlformats.org/drawingml/2006/main">
                           <a:graphicData uri="http://schemas.openxmlformats.org/drawingml/2006/picture">
                             <pic:pic xmlns:pic="http://schemas.openxmlformats.org/drawingml/2006/picture">
@@ -2078,25 +2083,25 @@
                 <w:rFonts w:ascii="Avenir Next" w:hAnsi="Avenir Next" w:cs="Avenir Next" w:eastAsia="Avenir Next"/>
                 <w:b/>
                 <w:color w:val="003A70"/>
+                <w:sz w:val="22"/>
+                <w:szCs w:val="18"/>
+              </w:rPr>
+              <w:t xml:space="preserve">Step 1</w:t>
+            </w:r>
+            <w:r>
+              <w:rPr>
+                <w:rFonts w:ascii="Avenir Next" w:hAnsi="Avenir Next" w:cs="Avenir Next" w:eastAsia="Avenir Next"/>
+                <w:color w:val="1A1A1A"/>
                 <w:sz w:val="18"/>
                 <w:szCs w:val="18"/>
               </w:rPr>
-              <w:t xml:space="preserve">Step 1</w:t>
-            </w:r>
-            <w:r>
-              <w:rPr>
-                <w:rFonts w:ascii="Avenir Next" w:hAnsi="Avenir Next" w:cs="Avenir Next" w:eastAsia="Avenir Next"/>
-                <w:color w:val="1A1A1A"/>
-                <w:sz w:val="18"/>
-                <w:szCs w:val="18"/>
-              </w:rPr>
               <w:tab/>
             </w:r>
             <w:r>
               <w:rPr>
                 <w:rFonts w:ascii="Avenir Next" w:hAnsi="Avenir Next" w:cs="Avenir Next" w:eastAsia="Avenir Next"/>
                 <w:color w:val="1A1A1A"/>
-                <w:sz w:val="21"/>
+                <w:sz w:val="22"/>
                 <w:szCs w:val="21"/>
               </w:rPr>
               <w:t xml:space="preserve">Mean: add all six, then divide by 6.</w:t>
@@ -2116,25 +2121,25 @@
                 <w:rFonts w:ascii="Avenir Next" w:hAnsi="Avenir Next" w:cs="Avenir Next" w:eastAsia="Avenir Next"/>
                 <w:b/>
                 <w:color w:val="003A70"/>
+                <w:sz w:val="22"/>
+                <w:szCs w:val="18"/>
+              </w:rPr>
+              <w:t xml:space="preserve">Step 2</w:t>
+            </w:r>
+            <w:r>
+              <w:rPr>
+                <w:rFonts w:ascii="Avenir Next" w:hAnsi="Avenir Next" w:cs="Avenir Next" w:eastAsia="Avenir Next"/>
+                <w:color w:val="1A1A1A"/>
                 <w:sz w:val="18"/>
                 <w:szCs w:val="18"/>
               </w:rPr>
-              <w:t xml:space="preserve">Step 2</w:t>
-            </w:r>
-            <w:r>
-              <w:rPr>
-                <w:rFonts w:ascii="Avenir Next" w:hAnsi="Avenir Next" w:cs="Avenir Next" w:eastAsia="Avenir Next"/>
-                <w:color w:val="1A1A1A"/>
-                <w:sz w:val="18"/>
-                <w:szCs w:val="18"/>
-              </w:rPr>
               <w:tab/>
             </w:r>
             <w:r>
               <w:rPr>
                 <w:rFonts w:ascii="Avenir Next" w:hAnsi="Avenir Next" w:cs="Avenir Next" w:eastAsia="Avenir Next"/>
                 <w:color w:val="1A1A1A"/>
-                <w:sz w:val="21"/>
+                <w:sz w:val="22"/>
                 <w:szCs w:val="21"/>
               </w:rPr>
               <w:t xml:space="preserve">Median: average the two middle values.</w:t>
@@ -2470,7 +2475,7 @@
                 <w:rFonts w:ascii="Avenir Next" w:hAnsi="Avenir Next" w:cs="Avenir Next" w:eastAsia="Avenir Next"/>
                 <w:b/>
                 <w:color w:val="003A70"/>
-                <w:sz w:val="17"/>
+                <w:sz w:val="22"/>
                 <w:szCs w:val="17"/>
               </w:rPr>
               <w:t xml:space="preserve">Frame  </w:t>
@@ -2480,7 +2485,7 @@
                 <w:rFonts w:ascii="Avenir Next" w:hAnsi="Avenir Next" w:cs="Avenir Next" w:eastAsia="Avenir Next"/>
                 <w:i/>
                 <w:color w:val="1A1A1A"/>
-                <w:sz w:val="18"/>
+                <w:sz w:val="22"/>
                 <w:szCs w:val="18"/>
               </w:rPr>
               <w:t xml:space="preserve">The ad is misleading because </w:t>
@@ -2500,7 +2505,7 @@
                 <w:rFonts w:ascii="Avenir Next" w:hAnsi="Avenir Next" w:cs="Avenir Next" w:eastAsia="Avenir Next"/>
                 <w:i/>
                 <w:color w:val="1A1A1A"/>
-                <w:sz w:val="18"/>
+                <w:sz w:val="22"/>
                 <w:szCs w:val="18"/>
               </w:rPr>
               <w:t xml:space="preserve">. A better center is </w:t>
@@ -2520,7 +2525,7 @@
                 <w:rFonts w:ascii="Avenir Next" w:hAnsi="Avenir Next" w:cs="Avenir Next" w:eastAsia="Avenir Next"/>
                 <w:i/>
                 <w:color w:val="1A1A1A"/>
-                <w:sz w:val="18"/>
+                <w:sz w:val="22"/>
                 <w:szCs w:val="18"/>
               </w:rPr>
               <w:t xml:space="preserve">.</w:t>
@@ -2649,6 +2654,7 @@
           </w:tcPr>
           <w:p>
             <w:pPr>
+              <w:pStyle w:val="Heading2"/>
               <w:spacing w:before="0" w:after="0" w:line="240" w:lineRule="auto"/>
             </w:pPr>
             <w:r>
@@ -2686,7 +2692,7 @@
               <w:rPr>
                 <w:rFonts w:ascii="Avenir Next" w:hAnsi="Avenir Next" w:cs="Avenir Next" w:eastAsia="Avenir Next"/>
                 <w:color w:val="1A1A1A"/>
-                <w:sz w:val="17"/>
+                <w:sz w:val="22"/>
                 <w:szCs w:val="17"/>
               </w:rPr>
               <w:t xml:space="preserve">  I can do this on my own</w:t>
@@ -2715,7 +2721,7 @@
               <w:rPr>
                 <w:rFonts w:ascii="Avenir Next" w:hAnsi="Avenir Next" w:cs="Avenir Next" w:eastAsia="Avenir Next"/>
                 <w:color w:val="1A1A1A"/>
-                <w:sz w:val="17"/>
+                <w:sz w:val="22"/>
                 <w:szCs w:val="17"/>
               </w:rPr>
               <w:t xml:space="preserve">  I need a little help</w:t>
@@ -2744,7 +2750,7 @@
               <w:rPr>
                 <w:rFonts w:ascii="Avenir Next" w:hAnsi="Avenir Next" w:cs="Avenir Next" w:eastAsia="Avenir Next"/>
                 <w:color w:val="1A1A1A"/>
-                <w:sz w:val="17"/>
+                <w:sz w:val="22"/>
                 <w:szCs w:val="17"/>
               </w:rPr>
               <w:t xml:space="preserve">  I have a question about #</w:t>
@@ -2782,7 +2788,7 @@
         <w:rPr>
           <w:rFonts w:ascii="Avenir Next" w:hAnsi="Avenir Next" w:cs="Avenir Next" w:eastAsia="Avenir Next"/>
           <w:color w:val="5A5F66"/>
-          <w:sz w:val="17"/>
+          <w:sz w:val="22"/>
           <w:szCs w:val="17"/>
         </w:rPr>
         <w:t xml:space="preserve">Ask someone at home: for house prices, is the mean or the median greater? Why?</w:t>
@@ -2865,14 +2871,15 @@
           <w:caps/>
           <w:color w:val="003A70"/>
           <w:spacing w:val="12"/>
-          <w:sz w:val="21"/>
+          <w:sz w:val="22"/>
           <w:szCs w:val="21"/>
         </w:rPr>
-        <w:t xml:space="preserve">Lesson 2-10  ·  Homework Packet  ·  Level 1  ·  Sheet 2 of 2</w:t>
+        <w:t xml:space="preserve">Lesson 2-10  ·  Homework Packet  ·  Supported  ·  Session 2 · pages 3–4</w:t>
       </w:r>
     </w:p>
     <w:p>
       <w:pPr>
+        <w:pStyle w:val="Heading1"/>
         <w:keepNext/>
         <w:spacing w:before="0" w:after="10" w:line="240" w:lineRule="auto"/>
       </w:pPr>
@@ -2898,7 +2905,7 @@
         <w:rPr>
           <w:rFonts w:ascii="Avenir Next" w:hAnsi="Avenir Next" w:cs="Avenir Next" w:eastAsia="Avenir Next"/>
           <w:color w:val="5A5F66"/>
-          <w:sz w:val="17"/>
+          <w:sz w:val="22"/>
           <w:szCs w:val="17"/>
         </w:rPr>
         <w:t xml:space="preserve">Maryland Standard 6.SP.B.5d   ·   Learning target — I can match a measure of center and a measure of spread to the shape of a data set.</w:t>
@@ -2945,6 +2952,7 @@
           </w:tcPr>
           <w:p>
             <w:pPr>
+              <w:pStyle w:val="Heading2"/>
               <w:spacing w:before="0" w:after="40" w:line="264" w:lineRule="auto"/>
             </w:pPr>
             <w:r>
@@ -2972,63 +2980,63 @@
                 <w:rFonts w:ascii="Avenir Next" w:hAnsi="Avenir Next" w:cs="Avenir Next" w:eastAsia="Avenir Next"/>
                 <w:b/>
                 <w:color w:val="003A70"/>
+                <w:sz w:val="22"/>
+                <w:szCs w:val="18"/>
+              </w:rPr>
+              <w:t xml:space="preserve">•</w:t>
+            </w:r>
+            <w:r>
+              <w:rPr>
+                <w:rFonts w:ascii="Avenir Next" w:hAnsi="Avenir Next" w:cs="Avenir Next" w:eastAsia="Avenir Next"/>
+                <w:color w:val="1A1A1A"/>
                 <w:sz w:val="18"/>
                 <w:szCs w:val="18"/>
               </w:rPr>
-              <w:t xml:space="preserve">•</w:t>
-            </w:r>
-            <w:r>
-              <w:rPr>
-                <w:rFonts w:ascii="Avenir Next" w:hAnsi="Avenir Next" w:cs="Avenir Next" w:eastAsia="Avenir Next"/>
-                <w:color w:val="1A1A1A"/>
-                <w:sz w:val="18"/>
+              <w:tab/>
+            </w:r>
+            <w:r>
+              <w:rPr>
+                <w:rFonts w:ascii="Avenir Next" w:hAnsi="Avenir Next" w:cs="Avenir Next" w:eastAsia="Avenir Next"/>
+                <w:color w:val="1A1A1A"/>
+                <w:sz w:val="22"/>
                 <w:szCs w:val="18"/>
               </w:rPr>
-              <w:tab/>
-            </w:r>
-            <w:r>
-              <w:rPr>
-                <w:rFonts w:ascii="Avenir Next" w:hAnsi="Avenir Next" w:cs="Avenir Next" w:eastAsia="Avenir Next"/>
-                <w:color w:val="1A1A1A"/>
-                <w:sz w:val="18"/>
+              <w:t xml:space="preserve">Symmetric, no outliers: </w:t>
+            </w:r>
+            <w:r>
+              <w:rPr>
+                <w:rFonts w:ascii="Avenir Next" w:hAnsi="Avenir Next" w:cs="Avenir Next" w:eastAsia="Avenir Next"/>
+                <w:b/>
+                <w:color w:val="1A1A1A"/>
+                <w:sz w:val="22"/>
                 <w:szCs w:val="18"/>
               </w:rPr>
-              <w:t xml:space="preserve">Symmetric, no outliers: </w:t>
+              <w:t xml:space="preserve">mean and MAD</w:t>
+            </w:r>
+            <w:r>
+              <w:rPr>
+                <w:rFonts w:ascii="Avenir Next" w:hAnsi="Avenir Next" w:cs="Avenir Next" w:eastAsia="Avenir Next"/>
+                <w:color w:val="1A1A1A"/>
+                <w:sz w:val="22"/>
+                <w:szCs w:val="18"/>
+              </w:rPr>
+              <w:t xml:space="preserve">. Skewed or outliers: </w:t>
             </w:r>
             <w:r>
               <w:rPr>
                 <w:rFonts w:ascii="Avenir Next" w:hAnsi="Avenir Next" w:cs="Avenir Next" w:eastAsia="Avenir Next"/>
                 <w:b/>
                 <w:color w:val="1A1A1A"/>
-                <w:sz w:val="18"/>
+                <w:sz w:val="22"/>
                 <w:szCs w:val="18"/>
               </w:rPr>
-              <w:t xml:space="preserve">mean and MAD</w:t>
-            </w:r>
-            <w:r>
-              <w:rPr>
-                <w:rFonts w:ascii="Avenir Next" w:hAnsi="Avenir Next" w:cs="Avenir Next" w:eastAsia="Avenir Next"/>
-                <w:color w:val="1A1A1A"/>
-                <w:sz w:val="18"/>
-                <w:szCs w:val="18"/>
-              </w:rPr>
-              <w:t xml:space="preserve">. Skewed or outliers: </w:t>
-            </w:r>
-            <w:r>
-              <w:rPr>
-                <w:rFonts w:ascii="Avenir Next" w:hAnsi="Avenir Next" w:cs="Avenir Next" w:eastAsia="Avenir Next"/>
-                <w:b/>
-                <w:color w:val="1A1A1A"/>
-                <w:sz w:val="18"/>
-                <w:szCs w:val="18"/>
-              </w:rPr>
               <w:t xml:space="preserve">median and IQR</w:t>
             </w:r>
             <w:r>
               <w:rPr>
                 <w:rFonts w:ascii="Avenir Next" w:hAnsi="Avenir Next" w:cs="Avenir Next" w:eastAsia="Avenir Next"/>
                 <w:color w:val="1A1A1A"/>
-                <w:sz w:val="18"/>
+                <w:sz w:val="22"/>
                 <w:szCs w:val="18"/>
               </w:rPr>
               <w:t xml:space="preserve">.</w:t>
@@ -3047,25 +3055,25 @@
                 <w:rFonts w:ascii="Avenir Next" w:hAnsi="Avenir Next" w:cs="Avenir Next" w:eastAsia="Avenir Next"/>
                 <w:b/>
                 <w:color w:val="003A70"/>
+                <w:sz w:val="22"/>
+                <w:szCs w:val="18"/>
+              </w:rPr>
+              <w:t xml:space="preserve">•</w:t>
+            </w:r>
+            <w:r>
+              <w:rPr>
+                <w:rFonts w:ascii="Avenir Next" w:hAnsi="Avenir Next" w:cs="Avenir Next" w:eastAsia="Avenir Next"/>
+                <w:color w:val="1A1A1A"/>
                 <w:sz w:val="18"/>
                 <w:szCs w:val="18"/>
               </w:rPr>
-              <w:t xml:space="preserve">•</w:t>
-            </w:r>
-            <w:r>
-              <w:rPr>
-                <w:rFonts w:ascii="Avenir Next" w:hAnsi="Avenir Next" w:cs="Avenir Next" w:eastAsia="Avenir Next"/>
-                <w:color w:val="1A1A1A"/>
-                <w:sz w:val="18"/>
-                <w:szCs w:val="18"/>
-              </w:rPr>
               <w:tab/>
             </w:r>
             <w:r>
               <w:rPr>
                 <w:rFonts w:ascii="Avenir Next" w:hAnsi="Avenir Next" w:cs="Avenir Next" w:eastAsia="Avenir Next"/>
                 <w:color w:val="1A1A1A"/>
-                <w:sz w:val="18"/>
+                <w:sz w:val="22"/>
                 <w:szCs w:val="18"/>
               </w:rPr>
               <w:t xml:space="preserve">Do not mix the pairs. A summary names the shape, center, and spread.</w:t>
@@ -3080,6 +3088,7 @@
           </w:tcPr>
           <w:p>
             <w:pPr>
+              <w:pStyle w:val="Heading2"/>
               <w:spacing w:before="0" w:after="40" w:line="264" w:lineRule="auto"/>
             </w:pPr>
             <w:r>
@@ -3102,7 +3111,7 @@
               <w:rPr>
                 <w:rFonts w:ascii="Avenir Next" w:hAnsi="Avenir Next" w:cs="Avenir Next" w:eastAsia="Avenir Next"/>
                 <w:color w:val="1A1A1A"/>
-                <w:sz w:val="17"/>
+                <w:sz w:val="22"/>
                 <w:szCs w:val="17"/>
               </w:rPr>
               <w:t xml:space="preserve">Seven friends sent 3, 4, 5, 6, 7, 8, and 40 texts. Summarize the data.</w:t>
@@ -3121,25 +3130,25 @@
                 <w:rFonts w:ascii="Avenir Next" w:hAnsi="Avenir Next" w:cs="Avenir Next" w:eastAsia="Avenir Next"/>
                 <w:b/>
                 <w:color w:val="003A70"/>
+                <w:sz w:val="22"/>
+                <w:szCs w:val="17"/>
+              </w:rPr>
+              <w:t xml:space="preserve">Step 1</w:t>
+            </w:r>
+            <w:r>
+              <w:rPr>
+                <w:rFonts w:ascii="Avenir Next" w:hAnsi="Avenir Next" w:cs="Avenir Next" w:eastAsia="Avenir Next"/>
+                <w:color w:val="1A1A1A"/>
                 <w:sz w:val="17"/>
                 <w:szCs w:val="17"/>
               </w:rPr>
-              <w:t xml:space="preserve">Step 1</w:t>
-            </w:r>
-            <w:r>
-              <w:rPr>
-                <w:rFonts w:ascii="Avenir Next" w:hAnsi="Avenir Next" w:cs="Avenir Next" w:eastAsia="Avenir Next"/>
-                <w:color w:val="1A1A1A"/>
-                <w:sz w:val="17"/>
-                <w:szCs w:val="17"/>
-              </w:rPr>
               <w:tab/>
             </w:r>
             <w:r>
               <w:rPr>
                 <w:rFonts w:ascii="Avenir Next" w:hAnsi="Avenir Next" w:cs="Avenir Next" w:eastAsia="Avenir Next"/>
                 <w:color w:val="1A1A1A"/>
-                <w:sz w:val="17"/>
+                <w:sz w:val="22"/>
                 <w:szCs w:val="17"/>
               </w:rPr>
               <w:t xml:space="preserve">40 is an outlier: use the median and IQR.</w:t>
@@ -3158,25 +3167,25 @@
                 <w:rFonts w:ascii="Avenir Next" w:hAnsi="Avenir Next" w:cs="Avenir Next" w:eastAsia="Avenir Next"/>
                 <w:b/>
                 <w:color w:val="003A70"/>
+                <w:sz w:val="22"/>
+                <w:szCs w:val="17"/>
+              </w:rPr>
+              <w:t xml:space="preserve">Step 2</w:t>
+            </w:r>
+            <w:r>
+              <w:rPr>
+                <w:rFonts w:ascii="Avenir Next" w:hAnsi="Avenir Next" w:cs="Avenir Next" w:eastAsia="Avenir Next"/>
+                <w:color w:val="1A1A1A"/>
                 <w:sz w:val="17"/>
                 <w:szCs w:val="17"/>
               </w:rPr>
-              <w:t xml:space="preserve">Step 2</w:t>
-            </w:r>
-            <w:r>
-              <w:rPr>
-                <w:rFonts w:ascii="Avenir Next" w:hAnsi="Avenir Next" w:cs="Avenir Next" w:eastAsia="Avenir Next"/>
-                <w:color w:val="1A1A1A"/>
-                <w:sz w:val="17"/>
-                <w:szCs w:val="17"/>
-              </w:rPr>
               <w:tab/>
             </w:r>
             <w:r>
               <w:rPr>
                 <w:rFonts w:ascii="Avenir Next" w:hAnsi="Avenir Next" w:cs="Avenir Next" w:eastAsia="Avenir Next"/>
                 <w:color w:val="1A1A1A"/>
-                <w:sz w:val="17"/>
+                <w:sz w:val="22"/>
                 <w:szCs w:val="17"/>
               </w:rPr>
               <w:t xml:space="preserve">Median = 6. Q1 = 4, Q3 = 8, IQR = 4</w:t>
@@ -3195,18 +3204,18 @@
                 <w:rFonts w:ascii="Avenir Next" w:hAnsi="Avenir Next" w:cs="Avenir Next" w:eastAsia="Avenir Next"/>
                 <w:b/>
                 <w:color w:val="1A1A1A"/>
+                <w:sz w:val="22"/>
+                <w:szCs w:val="17"/>
+              </w:rPr>
+              <w:t xml:space="preserve">Answer</w:t>
+            </w:r>
+            <w:r>
+              <w:rPr>
+                <w:rFonts w:ascii="Avenir Next" w:hAnsi="Avenir Next" w:cs="Avenir Next" w:eastAsia="Avenir Next"/>
+                <w:color w:val="1A1A1A"/>
                 <w:sz w:val="17"/>
                 <w:szCs w:val="17"/>
               </w:rPr>
-              <w:t xml:space="preserve">Answer</w:t>
-            </w:r>
-            <w:r>
-              <w:rPr>
-                <w:rFonts w:ascii="Avenir Next" w:hAnsi="Avenir Next" w:cs="Avenir Next" w:eastAsia="Avenir Next"/>
-                <w:color w:val="1A1A1A"/>
-                <w:sz w:val="17"/>
-                <w:szCs w:val="17"/>
-              </w:rPr>
               <w:tab/>
             </w:r>
             <w:r>
@@ -3214,7 +3223,7 @@
                 <w:rFonts w:ascii="Avenir Next" w:hAnsi="Avenir Next" w:cs="Avenir Next" w:eastAsia="Avenir Next"/>
                 <w:b/>
                 <w:color w:val="1A1A1A"/>
-                <w:sz w:val="17"/>
+                <w:sz w:val="22"/>
                 <w:szCs w:val="17"/>
               </w:rPr>
               <w:t xml:space="preserve">Median 6 texts, IQR 4 texts</w:t>
@@ -3264,6 +3273,7 @@
           </w:tcPr>
           <w:p>
             <w:pPr>
+              <w:pStyle w:val="Heading2"/>
               <w:spacing w:before="0" w:after="40" w:line="264" w:lineRule="auto"/>
             </w:pPr>
             <w:r>
@@ -3287,7 +3297,7 @@
                 <w:rFonts w:ascii="Avenir Next" w:hAnsi="Avenir Next" w:cs="Avenir Next" w:eastAsia="Avenir Next"/>
                 <w:b/>
                 <w:color w:val="1A1A1A"/>
-                <w:sz w:val="21"/>
+                <w:sz w:val="22"/>
                 <w:szCs w:val="21"/>
               </w:rPr>
               <w:t xml:space="preserve">mean and MAD</w:t>
@@ -3296,7 +3306,7 @@
               <w:rPr>
                 <w:rFonts w:ascii="Avenir Next" w:hAnsi="Avenir Next" w:cs="Avenir Next" w:eastAsia="Avenir Next"/>
                 <w:color w:val="5A5F66"/>
-                <w:sz w:val="21"/>
+                <w:sz w:val="22"/>
                 <w:szCs w:val="21"/>
               </w:rPr>
               <w:t xml:space="preserve"> — </w:t>
@@ -3305,7 +3315,7 @@
               <w:rPr>
                 <w:rFonts w:ascii="Avenir Next" w:hAnsi="Avenir Next" w:cs="Avenir Next" w:eastAsia="Avenir Next"/>
                 <w:color w:val="1A1A1A"/>
-                <w:sz w:val="21"/>
+                <w:sz w:val="22"/>
                 <w:szCs w:val="21"/>
               </w:rPr>
               <w:t xml:space="preserve">the pair for symmetric data</w:t>
@@ -3320,7 +3330,7 @@
                 <w:rFonts w:ascii="Avenir Next" w:hAnsi="Avenir Next" w:cs="Avenir Next" w:eastAsia="Avenir Next"/>
                 <w:b/>
                 <w:color w:val="1A1A1A"/>
-                <w:sz w:val="21"/>
+                <w:sz w:val="22"/>
                 <w:szCs w:val="21"/>
               </w:rPr>
               <w:t xml:space="preserve">median and IQR</w:t>
@@ -3329,7 +3339,7 @@
               <w:rPr>
                 <w:rFonts w:ascii="Avenir Next" w:hAnsi="Avenir Next" w:cs="Avenir Next" w:eastAsia="Avenir Next"/>
                 <w:color w:val="5A5F66"/>
-                <w:sz w:val="21"/>
+                <w:sz w:val="22"/>
                 <w:szCs w:val="21"/>
               </w:rPr>
               <w:t xml:space="preserve"> — </w:t>
@@ -3338,7 +3348,7 @@
               <w:rPr>
                 <w:rFonts w:ascii="Avenir Next" w:hAnsi="Avenir Next" w:cs="Avenir Next" w:eastAsia="Avenir Next"/>
                 <w:color w:val="1A1A1A"/>
-                <w:sz w:val="21"/>
+                <w:sz w:val="22"/>
                 <w:szCs w:val="21"/>
               </w:rPr>
               <w:t xml:space="preserve">the pair for skewed data or outliers</w:t>
@@ -3364,7 +3374,7 @@
                 <w:rFonts w:ascii="Avenir Next" w:hAnsi="Avenir Next" w:cs="Avenir Next" w:eastAsia="Avenir Next"/>
                 <w:b/>
                 <w:color w:val="1A1A1A"/>
-                <w:sz w:val="21"/>
+                <w:sz w:val="22"/>
                 <w:szCs w:val="21"/>
               </w:rPr>
               <w:t xml:space="preserve">IQR</w:t>
@@ -3373,7 +3383,7 @@
               <w:rPr>
                 <w:rFonts w:ascii="Avenir Next" w:hAnsi="Avenir Next" w:cs="Avenir Next" w:eastAsia="Avenir Next"/>
                 <w:color w:val="5A5F66"/>
-                <w:sz w:val="21"/>
+                <w:sz w:val="22"/>
                 <w:szCs w:val="21"/>
               </w:rPr>
               <w:t xml:space="preserve"> — </w:t>
@@ -3382,7 +3392,7 @@
               <w:rPr>
                 <w:rFonts w:ascii="Avenir Next" w:hAnsi="Avenir Next" w:cs="Avenir Next" w:eastAsia="Avenir Next"/>
                 <w:color w:val="1A1A1A"/>
-                <w:sz w:val="21"/>
+                <w:sz w:val="22"/>
                 <w:szCs w:val="21"/>
               </w:rPr>
               <w:t xml:space="preserve">Q3 − Q1</w:t>
@@ -3393,6 +3403,7 @@
     </w:tbl>
     <w:p>
       <w:pPr>
+        <w:pStyle w:val="Heading2"/>
         <w:keepNext/>
         <w:pBdr>
           <w:bottom w:val="single" w:sz="8" w:space="3" w:color="003A70"/>
@@ -3408,7 +3419,7 @@
           <w:b/>
           <w:color w:val="003A70"/>
           <w:spacing w:val="14"/>
-          <w:sz w:val="21"/>
+          <w:sz w:val="22"/>
           <w:szCs w:val="21"/>
         </w:rPr>
         <w:t xml:space="preserve">PRACTICE</w:t>
@@ -3427,7 +3438,7 @@
           <w:rFonts w:ascii="Avenir Next" w:hAnsi="Avenir Next" w:cs="Avenir Next" w:eastAsia="Avenir Next"/>
           <w:i/>
           <w:color w:val="5A5F66"/>
-          <w:sz w:val="17"/>
+          <w:sz w:val="22"/>
           <w:szCs w:val="17"/>
         </w:rPr>
         <w:t xml:space="preserve">show your work · label units</w:t>
@@ -3523,25 +3534,25 @@
                 <w:rFonts w:ascii="Avenir Next" w:hAnsi="Avenir Next" w:cs="Avenir Next" w:eastAsia="Avenir Next"/>
                 <w:b/>
                 <w:color w:val="003A70"/>
+                <w:sz w:val="22"/>
+                <w:szCs w:val="18"/>
+              </w:rPr>
+              <w:t xml:space="preserve">Step 1</w:t>
+            </w:r>
+            <w:r>
+              <w:rPr>
+                <w:rFonts w:ascii="Avenir Next" w:hAnsi="Avenir Next" w:cs="Avenir Next" w:eastAsia="Avenir Next"/>
+                <w:color w:val="1A1A1A"/>
                 <w:sz w:val="18"/>
                 <w:szCs w:val="18"/>
               </w:rPr>
-              <w:t xml:space="preserve">Step 1</w:t>
-            </w:r>
-            <w:r>
-              <w:rPr>
-                <w:rFonts w:ascii="Avenir Next" w:hAnsi="Avenir Next" w:cs="Avenir Next" w:eastAsia="Avenir Next"/>
-                <w:color w:val="1A1A1A"/>
-                <w:sz w:val="18"/>
-                <w:szCs w:val="18"/>
-              </w:rPr>
               <w:tab/>
             </w:r>
             <w:r>
               <w:rPr>
                 <w:rFonts w:ascii="Avenir Next" w:hAnsi="Avenir Next" w:cs="Avenir Next" w:eastAsia="Avenir Next"/>
                 <w:color w:val="1A1A1A"/>
-                <w:sz w:val="21"/>
+                <w:sz w:val="22"/>
                 <w:szCs w:val="21"/>
               </w:rPr>
               <w:t xml:space="preserve">Look for an outlier.</w:t>
@@ -3561,25 +3572,25 @@
                 <w:rFonts w:ascii="Avenir Next" w:hAnsi="Avenir Next" w:cs="Avenir Next" w:eastAsia="Avenir Next"/>
                 <w:b/>
                 <w:color w:val="003A70"/>
+                <w:sz w:val="22"/>
+                <w:szCs w:val="18"/>
+              </w:rPr>
+              <w:t xml:space="preserve">Step 2</w:t>
+            </w:r>
+            <w:r>
+              <w:rPr>
+                <w:rFonts w:ascii="Avenir Next" w:hAnsi="Avenir Next" w:cs="Avenir Next" w:eastAsia="Avenir Next"/>
+                <w:color w:val="1A1A1A"/>
                 <w:sz w:val="18"/>
                 <w:szCs w:val="18"/>
               </w:rPr>
-              <w:t xml:space="preserve">Step 2</w:t>
-            </w:r>
-            <w:r>
-              <w:rPr>
-                <w:rFonts w:ascii="Avenir Next" w:hAnsi="Avenir Next" w:cs="Avenir Next" w:eastAsia="Avenir Next"/>
-                <w:color w:val="1A1A1A"/>
-                <w:sz w:val="18"/>
-                <w:szCs w:val="18"/>
-              </w:rPr>
               <w:tab/>
             </w:r>
             <w:r>
               <w:rPr>
                 <w:rFonts w:ascii="Avenir Next" w:hAnsi="Avenir Next" w:cs="Avenir Next" w:eastAsia="Avenir Next"/>
                 <w:color w:val="1A1A1A"/>
-                <w:sz w:val="21"/>
+                <w:sz w:val="22"/>
                 <w:szCs w:val="21"/>
               </w:rPr>
               <w:t xml:space="preserve">No outlier: mean and MAD. Outlier: median and IQR.</w:t>
@@ -4079,7 +4090,7 @@
                     <w:drawing>
                       <wp:inline distT="0" distB="0" distL="0" distR="0">
                         <wp:extent cx="2743200" cy="1042415"/>
-                        <wp:docPr id="3" name="Figure 3"/>
+                        <wp:docPr id="3" name="Figure 3" descr="Dot plot. Horizontal axis: Books Read, 0 to 8, ticks every 1. Dots by value: 2: 1; 3: 2; 4: 2; 5: 2; 6: 1"/>
                         <a:graphic xmlns:a="http://schemas.openxmlformats.org/drawingml/2006/main">
                           <a:graphicData uri="http://schemas.openxmlformats.org/drawingml/2006/picture">
                             <pic:pic xmlns:pic="http://schemas.openxmlformats.org/drawingml/2006/picture">
@@ -4487,7 +4498,7 @@
                     <w:drawing>
                       <wp:inline distT="0" distB="0" distL="0" distR="0">
                         <wp:extent cx="2743200" cy="900112"/>
-                        <wp:docPr id="4" name="Figure 4"/>
+                        <wp:docPr id="4" name="Figure 4" descr="Box plot. Axis: values, 10 to 40; ticks every 2. Minimum, lower quartile, median, upper quartile, maximum: 10, 12, 14, 20, 38."/>
                         <a:graphic xmlns:a="http://schemas.openxmlformats.org/drawingml/2006/main">
                           <a:graphicData uri="http://schemas.openxmlformats.org/drawingml/2006/picture">
                             <pic:pic xmlns:pic="http://schemas.openxmlformats.org/drawingml/2006/picture">
@@ -4633,25 +4644,25 @@
                 <w:rFonts w:ascii="Avenir Next" w:hAnsi="Avenir Next" w:cs="Avenir Next" w:eastAsia="Avenir Next"/>
                 <w:b/>
                 <w:color w:val="003A70"/>
+                <w:sz w:val="22"/>
+                <w:szCs w:val="18"/>
+              </w:rPr>
+              <w:t xml:space="preserve">Step 1</w:t>
+            </w:r>
+            <w:r>
+              <w:rPr>
+                <w:rFonts w:ascii="Avenir Next" w:hAnsi="Avenir Next" w:cs="Avenir Next" w:eastAsia="Avenir Next"/>
+                <w:color w:val="1A1A1A"/>
                 <w:sz w:val="18"/>
                 <w:szCs w:val="18"/>
               </w:rPr>
-              <w:t xml:space="preserve">Step 1</w:t>
-            </w:r>
-            <w:r>
-              <w:rPr>
-                <w:rFonts w:ascii="Avenir Next" w:hAnsi="Avenir Next" w:cs="Avenir Next" w:eastAsia="Avenir Next"/>
-                <w:color w:val="1A1A1A"/>
-                <w:sz w:val="18"/>
-                <w:szCs w:val="18"/>
-              </w:rPr>
               <w:tab/>
             </w:r>
             <w:r>
               <w:rPr>
                 <w:rFonts w:ascii="Avenir Next" w:hAnsi="Avenir Next" w:cs="Avenir Next" w:eastAsia="Avenir Next"/>
                 <w:color w:val="1A1A1A"/>
-                <w:sz w:val="21"/>
+                <w:sz w:val="22"/>
                 <w:szCs w:val="21"/>
               </w:rPr>
               <w:t xml:space="preserve">70 is an outlier, so use the median and IQR.</w:t>
@@ -4671,25 +4682,25 @@
                 <w:rFonts w:ascii="Avenir Next" w:hAnsi="Avenir Next" w:cs="Avenir Next" w:eastAsia="Avenir Next"/>
                 <w:b/>
                 <w:color w:val="003A70"/>
+                <w:sz w:val="22"/>
+                <w:szCs w:val="18"/>
+              </w:rPr>
+              <w:t xml:space="preserve">Step 2</w:t>
+            </w:r>
+            <w:r>
+              <w:rPr>
+                <w:rFonts w:ascii="Avenir Next" w:hAnsi="Avenir Next" w:cs="Avenir Next" w:eastAsia="Avenir Next"/>
+                <w:color w:val="1A1A1A"/>
                 <w:sz w:val="18"/>
                 <w:szCs w:val="18"/>
               </w:rPr>
-              <w:t xml:space="preserve">Step 2</w:t>
-            </w:r>
-            <w:r>
-              <w:rPr>
-                <w:rFonts w:ascii="Avenir Next" w:hAnsi="Avenir Next" w:cs="Avenir Next" w:eastAsia="Avenir Next"/>
-                <w:color w:val="1A1A1A"/>
-                <w:sz w:val="18"/>
-                <w:szCs w:val="18"/>
-              </w:rPr>
               <w:tab/>
             </w:r>
             <w:r>
               <w:rPr>
                 <w:rFonts w:ascii="Avenir Next" w:hAnsi="Avenir Next" w:cs="Avenir Next" w:eastAsia="Avenir Next"/>
                 <w:color w:val="1A1A1A"/>
-                <w:sz w:val="21"/>
+                <w:sz w:val="22"/>
                 <w:szCs w:val="21"/>
               </w:rPr>
               <w:t xml:space="preserve">Q1 = middle of the lower 3; Q3 = middle of the upper 3.</w:t>
@@ -5043,7 +5054,7 @@
                 <w:rFonts w:ascii="Avenir Next" w:hAnsi="Avenir Next" w:cs="Avenir Next" w:eastAsia="Avenir Next"/>
                 <w:b/>
                 <w:color w:val="003A70"/>
-                <w:sz w:val="17"/>
+                <w:sz w:val="22"/>
                 <w:szCs w:val="17"/>
               </w:rPr>
               <w:t xml:space="preserve">Frame  </w:t>
@@ -5053,7 +5064,7 @@
                 <w:rFonts w:ascii="Avenir Next" w:hAnsi="Avenir Next" w:cs="Avenir Next" w:eastAsia="Avenir Next"/>
                 <w:i/>
                 <w:color w:val="1A1A1A"/>
-                <w:sz w:val="18"/>
+                <w:sz w:val="22"/>
                 <w:szCs w:val="18"/>
               </w:rPr>
               <w:t xml:space="preserve">Kenji is wrong because 2 is </w:t>
@@ -5073,7 +5084,7 @@
                 <w:rFonts w:ascii="Avenir Next" w:hAnsi="Avenir Next" w:cs="Avenir Next" w:eastAsia="Avenir Next"/>
                 <w:i/>
                 <w:color w:val="1A1A1A"/>
-                <w:sz w:val="18"/>
+                <w:sz w:val="22"/>
                 <w:szCs w:val="18"/>
               </w:rPr>
               <w:t xml:space="preserve">. He should report </w:t>
@@ -5093,7 +5104,7 @@
                 <w:rFonts w:ascii="Avenir Next" w:hAnsi="Avenir Next" w:cs="Avenir Next" w:eastAsia="Avenir Next"/>
                 <w:i/>
                 <w:color w:val="1A1A1A"/>
-                <w:sz w:val="18"/>
+                <w:sz w:val="22"/>
                 <w:szCs w:val="18"/>
               </w:rPr>
               <w:t xml:space="preserve">.</w:t>
@@ -5180,6 +5191,7 @@
     </w:p>
     <w:p>
       <w:pPr>
+        <w:pStyle w:val="Heading2"/>
         <w:keepNext/>
         <w:pBdr>
           <w:bottom w:val="single" w:sz="8" w:space="3" w:color="003A70"/>
@@ -5195,7 +5207,7 @@
           <w:b/>
           <w:color w:val="003A70"/>
           <w:spacing w:val="14"/>
-          <w:sz w:val="21"/>
+          <w:sz w:val="22"/>
           <w:szCs w:val="21"/>
         </w:rPr>
         <w:t xml:space="preserve">TEST PRACTICE</w:t>
@@ -5214,7 +5226,7 @@
           <w:rFonts w:ascii="Avenir Next" w:hAnsi="Avenir Next" w:cs="Avenir Next" w:eastAsia="Avenir Next"/>
           <w:i/>
           <w:color w:val="5A5F66"/>
-          <w:sz w:val="17"/>
+          <w:sz w:val="22"/>
           <w:szCs w:val="17"/>
         </w:rPr>
         <w:t xml:space="preserve">choose the best answer</w:t>
@@ -5346,25 +5358,25 @@
                       <w:rFonts w:ascii="Avenir Next" w:hAnsi="Avenir Next" w:cs="Avenir Next" w:eastAsia="Avenir Next"/>
                       <w:b/>
                       <w:color w:val="003A70"/>
+                      <w:sz w:val="22"/>
+                      <w:szCs w:val="21"/>
+                    </w:rPr>
+                    <w:t xml:space="preserve">A</w:t>
+                  </w:r>
+                  <w:r>
+                    <w:rPr>
+                      <w:rFonts w:ascii="Avenir Next" w:hAnsi="Avenir Next" w:cs="Avenir Next" w:eastAsia="Avenir Next"/>
+                      <w:color w:val="1A1A1A"/>
                       <w:sz w:val="21"/>
                       <w:szCs w:val="21"/>
                     </w:rPr>
-                    <w:t xml:space="preserve">A</w:t>
-                  </w:r>
-                  <w:r>
-                    <w:rPr>
-                      <w:rFonts w:ascii="Avenir Next" w:hAnsi="Avenir Next" w:cs="Avenir Next" w:eastAsia="Avenir Next"/>
-                      <w:color w:val="1A1A1A"/>
-                      <w:sz w:val="21"/>
-                      <w:szCs w:val="21"/>
-                    </w:rPr>
                     <w:tab/>
                   </w:r>
                   <w:r>
                     <w:rPr>
                       <w:rFonts w:ascii="Avenir Next" w:hAnsi="Avenir Next" w:cs="Avenir Next" w:eastAsia="Avenir Next"/>
                       <w:color w:val="1A1A1A"/>
-                      <w:sz w:val="21"/>
+                      <w:sz w:val="22"/>
                       <w:szCs w:val="21"/>
                     </w:rPr>
                     <w:t xml:space="preserve">mean and MAD</w:t>
@@ -5389,25 +5401,25 @@
                       <w:rFonts w:ascii="Avenir Next" w:hAnsi="Avenir Next" w:cs="Avenir Next" w:eastAsia="Avenir Next"/>
                       <w:b/>
                       <w:color w:val="003A70"/>
+                      <w:sz w:val="22"/>
+                      <w:szCs w:val="21"/>
+                    </w:rPr>
+                    <w:t xml:space="preserve">B</w:t>
+                  </w:r>
+                  <w:r>
+                    <w:rPr>
+                      <w:rFonts w:ascii="Avenir Next" w:hAnsi="Avenir Next" w:cs="Avenir Next" w:eastAsia="Avenir Next"/>
+                      <w:color w:val="1A1A1A"/>
                       <w:sz w:val="21"/>
                       <w:szCs w:val="21"/>
                     </w:rPr>
-                    <w:t xml:space="preserve">B</w:t>
-                  </w:r>
-                  <w:r>
-                    <w:rPr>
-                      <w:rFonts w:ascii="Avenir Next" w:hAnsi="Avenir Next" w:cs="Avenir Next" w:eastAsia="Avenir Next"/>
-                      <w:color w:val="1A1A1A"/>
-                      <w:sz w:val="21"/>
-                      <w:szCs w:val="21"/>
-                    </w:rPr>
                     <w:tab/>
                   </w:r>
                   <w:r>
                     <w:rPr>
                       <w:rFonts w:ascii="Avenir Next" w:hAnsi="Avenir Next" w:cs="Avenir Next" w:eastAsia="Avenir Next"/>
                       <w:color w:val="1A1A1A"/>
-                      <w:sz w:val="21"/>
+                      <w:sz w:val="22"/>
                       <w:szCs w:val="21"/>
                     </w:rPr>
                     <w:t xml:space="preserve">median and IQR</w:t>
@@ -5432,25 +5444,25 @@
                       <w:rFonts w:ascii="Avenir Next" w:hAnsi="Avenir Next" w:cs="Avenir Next" w:eastAsia="Avenir Next"/>
                       <w:b/>
                       <w:color w:val="003A70"/>
+                      <w:sz w:val="22"/>
+                      <w:szCs w:val="21"/>
+                    </w:rPr>
+                    <w:t xml:space="preserve">C</w:t>
+                  </w:r>
+                  <w:r>
+                    <w:rPr>
+                      <w:rFonts w:ascii="Avenir Next" w:hAnsi="Avenir Next" w:cs="Avenir Next" w:eastAsia="Avenir Next"/>
+                      <w:color w:val="1A1A1A"/>
                       <w:sz w:val="21"/>
                       <w:szCs w:val="21"/>
                     </w:rPr>
-                    <w:t xml:space="preserve">C</w:t>
-                  </w:r>
-                  <w:r>
-                    <w:rPr>
-                      <w:rFonts w:ascii="Avenir Next" w:hAnsi="Avenir Next" w:cs="Avenir Next" w:eastAsia="Avenir Next"/>
-                      <w:color w:val="1A1A1A"/>
-                      <w:sz w:val="21"/>
-                      <w:szCs w:val="21"/>
-                    </w:rPr>
                     <w:tab/>
                   </w:r>
                   <w:r>
                     <w:rPr>
                       <w:rFonts w:ascii="Avenir Next" w:hAnsi="Avenir Next" w:cs="Avenir Next" w:eastAsia="Avenir Next"/>
                       <w:color w:val="1A1A1A"/>
-                      <w:sz w:val="21"/>
+                      <w:sz w:val="22"/>
                       <w:szCs w:val="21"/>
                     </w:rPr>
                     <w:t xml:space="preserve">mean and IQR</w:t>
@@ -5475,25 +5487,25 @@
                       <w:rFonts w:ascii="Avenir Next" w:hAnsi="Avenir Next" w:cs="Avenir Next" w:eastAsia="Avenir Next"/>
                       <w:b/>
                       <w:color w:val="003A70"/>
+                      <w:sz w:val="22"/>
+                      <w:szCs w:val="21"/>
+                    </w:rPr>
+                    <w:t xml:space="preserve">D</w:t>
+                  </w:r>
+                  <w:r>
+                    <w:rPr>
+                      <w:rFonts w:ascii="Avenir Next" w:hAnsi="Avenir Next" w:cs="Avenir Next" w:eastAsia="Avenir Next"/>
+                      <w:color w:val="1A1A1A"/>
                       <w:sz w:val="21"/>
                       <w:szCs w:val="21"/>
                     </w:rPr>
-                    <w:t xml:space="preserve">D</w:t>
-                  </w:r>
-                  <w:r>
-                    <w:rPr>
-                      <w:rFonts w:ascii="Avenir Next" w:hAnsi="Avenir Next" w:cs="Avenir Next" w:eastAsia="Avenir Next"/>
-                      <w:color w:val="1A1A1A"/>
-                      <w:sz w:val="21"/>
-                      <w:szCs w:val="21"/>
-                    </w:rPr>
                     <w:tab/>
                   </w:r>
                   <w:r>
                     <w:rPr>
                       <w:rFonts w:ascii="Avenir Next" w:hAnsi="Avenir Next" w:cs="Avenir Next" w:eastAsia="Avenir Next"/>
                       <w:color w:val="1A1A1A"/>
-                      <w:sz w:val="21"/>
+                      <w:sz w:val="22"/>
                       <w:szCs w:val="21"/>
                     </w:rPr>
                     <w:t xml:space="preserve">median and MAD</w:t>
@@ -5641,25 +5653,25 @@
                       <w:rFonts w:ascii="Avenir Next" w:hAnsi="Avenir Next" w:cs="Avenir Next" w:eastAsia="Avenir Next"/>
                       <w:b/>
                       <w:color w:val="003A70"/>
+                      <w:sz w:val="22"/>
+                      <w:szCs w:val="21"/>
+                    </w:rPr>
+                    <w:t xml:space="preserve">A</w:t>
+                  </w:r>
+                  <w:r>
+                    <w:rPr>
+                      <w:rFonts w:ascii="Avenir Next" w:hAnsi="Avenir Next" w:cs="Avenir Next" w:eastAsia="Avenir Next"/>
+                      <w:color w:val="1A1A1A"/>
                       <w:sz w:val="21"/>
                       <w:szCs w:val="21"/>
                     </w:rPr>
-                    <w:t xml:space="preserve">A</w:t>
-                  </w:r>
-                  <w:r>
-                    <w:rPr>
-                      <w:rFonts w:ascii="Avenir Next" w:hAnsi="Avenir Next" w:cs="Avenir Next" w:eastAsia="Avenir Next"/>
-                      <w:color w:val="1A1A1A"/>
-                      <w:sz w:val="21"/>
-                      <w:szCs w:val="21"/>
-                    </w:rPr>
                     <w:tab/>
                   </w:r>
                   <w:r>
                     <w:rPr>
                       <w:rFonts w:ascii="Avenir Next" w:hAnsi="Avenir Next" w:cs="Avenir Next" w:eastAsia="Avenir Next"/>
                       <w:color w:val="1A1A1A"/>
-                      <w:sz w:val="21"/>
+                      <w:sz w:val="22"/>
                       <w:szCs w:val="21"/>
                     </w:rPr>
                     <w:t xml:space="preserve">mean and MAD</w:t>
@@ -5684,25 +5696,25 @@
                       <w:rFonts w:ascii="Avenir Next" w:hAnsi="Avenir Next" w:cs="Avenir Next" w:eastAsia="Avenir Next"/>
                       <w:b/>
                       <w:color w:val="003A70"/>
+                      <w:sz w:val="22"/>
+                      <w:szCs w:val="21"/>
+                    </w:rPr>
+                    <w:t xml:space="preserve">B</w:t>
+                  </w:r>
+                  <w:r>
+                    <w:rPr>
+                      <w:rFonts w:ascii="Avenir Next" w:hAnsi="Avenir Next" w:cs="Avenir Next" w:eastAsia="Avenir Next"/>
+                      <w:color w:val="1A1A1A"/>
                       <w:sz w:val="21"/>
                       <w:szCs w:val="21"/>
                     </w:rPr>
-                    <w:t xml:space="preserve">B</w:t>
-                  </w:r>
-                  <w:r>
-                    <w:rPr>
-                      <w:rFonts w:ascii="Avenir Next" w:hAnsi="Avenir Next" w:cs="Avenir Next" w:eastAsia="Avenir Next"/>
-                      <w:color w:val="1A1A1A"/>
-                      <w:sz w:val="21"/>
-                      <w:szCs w:val="21"/>
-                    </w:rPr>
                     <w:tab/>
                   </w:r>
                   <w:r>
                     <w:rPr>
                       <w:rFonts w:ascii="Avenir Next" w:hAnsi="Avenir Next" w:cs="Avenir Next" w:eastAsia="Avenir Next"/>
                       <w:color w:val="1A1A1A"/>
-                      <w:sz w:val="21"/>
+                      <w:sz w:val="22"/>
                       <w:szCs w:val="21"/>
                     </w:rPr>
                     <w:t xml:space="preserve">median and IQR</w:t>
@@ -5727,25 +5739,25 @@
                       <w:rFonts w:ascii="Avenir Next" w:hAnsi="Avenir Next" w:cs="Avenir Next" w:eastAsia="Avenir Next"/>
                       <w:b/>
                       <w:color w:val="003A70"/>
+                      <w:sz w:val="22"/>
+                      <w:szCs w:val="21"/>
+                    </w:rPr>
+                    <w:t xml:space="preserve">C</w:t>
+                  </w:r>
+                  <w:r>
+                    <w:rPr>
+                      <w:rFonts w:ascii="Avenir Next" w:hAnsi="Avenir Next" w:cs="Avenir Next" w:eastAsia="Avenir Next"/>
+                      <w:color w:val="1A1A1A"/>
                       <w:sz w:val="21"/>
                       <w:szCs w:val="21"/>
                     </w:rPr>
-                    <w:t xml:space="preserve">C</w:t>
-                  </w:r>
-                  <w:r>
-                    <w:rPr>
-                      <w:rFonts w:ascii="Avenir Next" w:hAnsi="Avenir Next" w:cs="Avenir Next" w:eastAsia="Avenir Next"/>
-                      <w:color w:val="1A1A1A"/>
-                      <w:sz w:val="21"/>
-                      <w:szCs w:val="21"/>
-                    </w:rPr>
                     <w:tab/>
                   </w:r>
                   <w:r>
                     <w:rPr>
                       <w:rFonts w:ascii="Avenir Next" w:hAnsi="Avenir Next" w:cs="Avenir Next" w:eastAsia="Avenir Next"/>
                       <w:color w:val="1A1A1A"/>
-                      <w:sz w:val="21"/>
+                      <w:sz w:val="22"/>
                       <w:szCs w:val="21"/>
                     </w:rPr>
                     <w:t xml:space="preserve">mean and IQR</w:t>
@@ -5770,25 +5782,25 @@
                       <w:rFonts w:ascii="Avenir Next" w:hAnsi="Avenir Next" w:cs="Avenir Next" w:eastAsia="Avenir Next"/>
                       <w:b/>
                       <w:color w:val="003A70"/>
+                      <w:sz w:val="22"/>
+                      <w:szCs w:val="21"/>
+                    </w:rPr>
+                    <w:t xml:space="preserve">D</w:t>
+                  </w:r>
+                  <w:r>
+                    <w:rPr>
+                      <w:rFonts w:ascii="Avenir Next" w:hAnsi="Avenir Next" w:cs="Avenir Next" w:eastAsia="Avenir Next"/>
+                      <w:color w:val="1A1A1A"/>
                       <w:sz w:val="21"/>
                       <w:szCs w:val="21"/>
                     </w:rPr>
-                    <w:t xml:space="preserve">D</w:t>
-                  </w:r>
-                  <w:r>
-                    <w:rPr>
-                      <w:rFonts w:ascii="Avenir Next" w:hAnsi="Avenir Next" w:cs="Avenir Next" w:eastAsia="Avenir Next"/>
-                      <w:color w:val="1A1A1A"/>
-                      <w:sz w:val="21"/>
-                      <w:szCs w:val="21"/>
-                    </w:rPr>
                     <w:tab/>
                   </w:r>
                   <w:r>
                     <w:rPr>
                       <w:rFonts w:ascii="Avenir Next" w:hAnsi="Avenir Next" w:cs="Avenir Next" w:eastAsia="Avenir Next"/>
                       <w:color w:val="1A1A1A"/>
-                      <w:sz w:val="21"/>
+                      <w:sz w:val="22"/>
                       <w:szCs w:val="21"/>
                     </w:rPr>
                     <w:t xml:space="preserve">median and MAD</w:t>
@@ -5854,6 +5866,7 @@
           </w:tcPr>
           <w:p>
             <w:pPr>
+              <w:pStyle w:val="Heading2"/>
               <w:spacing w:before="0" w:after="0" w:line="240" w:lineRule="auto"/>
             </w:pPr>
             <w:r>
@@ -5891,7 +5904,7 @@
               <w:rPr>
                 <w:rFonts w:ascii="Avenir Next" w:hAnsi="Avenir Next" w:cs="Avenir Next" w:eastAsia="Avenir Next"/>
                 <w:color w:val="1A1A1A"/>
-                <w:sz w:val="17"/>
+                <w:sz w:val="22"/>
                 <w:szCs w:val="17"/>
               </w:rPr>
               <w:t xml:space="preserve">  I can do this on my own</w:t>
@@ -5920,7 +5933,7 @@
               <w:rPr>
                 <w:rFonts w:ascii="Avenir Next" w:hAnsi="Avenir Next" w:cs="Avenir Next" w:eastAsia="Avenir Next"/>
                 <w:color w:val="1A1A1A"/>
-                <w:sz w:val="17"/>
+                <w:sz w:val="22"/>
                 <w:szCs w:val="17"/>
               </w:rPr>
               <w:t xml:space="preserve">  I need a little help</w:t>
@@ -5949,7 +5962,7 @@
               <w:rPr>
                 <w:rFonts w:ascii="Avenir Next" w:hAnsi="Avenir Next" w:cs="Avenir Next" w:eastAsia="Avenir Next"/>
                 <w:color w:val="1A1A1A"/>
-                <w:sz w:val="17"/>
+                <w:sz w:val="22"/>
                 <w:szCs w:val="17"/>
               </w:rPr>
               <w:t xml:space="preserve">  I have a question about #</w:t>
@@ -5987,7 +6000,7 @@
         <w:rPr>
           <w:rFonts w:ascii="Avenir Next" w:hAnsi="Avenir Next" w:cs="Avenir Next" w:eastAsia="Avenir Next"/>
           <w:color w:val="5A5F66"/>
-          <w:sz w:val="17"/>
+          <w:sz w:val="22"/>
           <w:szCs w:val="17"/>
         </w:rPr>
         <w:t xml:space="preserve">Ask someone at home: for the prices of all cars on a street, would you report the mean or the median? Why?</w:t>
@@ -6081,7 +6094,106 @@
               <w:sz w:val="15"/>
               <w:szCs w:val="15"/>
             </w:rPr>
-            <w:t xml:space="preserve">Lesson 2-10  ·  Homework Packet  ·  Level 1</w:t>
+            <w:t xml:space="preserve">2-10 · Page </w:t>
+          </w:r>
+          <w:r>
+            <w:rPr>
+              <w:rFonts w:ascii="Avenir Next" w:hAnsi="Avenir Next" w:cs="Avenir Next" w:eastAsia="Avenir Next"/>
+              <w:color w:val="5A5F66"/>
+              <w:sz w:val="15"/>
+              <w:szCs w:val="15"/>
+            </w:rPr>
+            <w:fldChar w:fldCharType="begin"/>
+          </w:r>
+          <w:r>
+            <w:rPr>
+              <w:rFonts w:ascii="Avenir Next" w:hAnsi="Avenir Next" w:cs="Avenir Next" w:eastAsia="Avenir Next"/>
+              <w:color w:val="5A5F66"/>
+              <w:sz w:val="15"/>
+              <w:szCs w:val="15"/>
+            </w:rPr>
+            <w:instrText xml:space="preserve"> PAGE </w:instrText>
+          </w:r>
+          <w:r>
+            <w:rPr>
+              <w:rFonts w:ascii="Avenir Next" w:hAnsi="Avenir Next" w:cs="Avenir Next" w:eastAsia="Avenir Next"/>
+              <w:color w:val="5A5F66"/>
+              <w:sz w:val="15"/>
+              <w:szCs w:val="15"/>
+            </w:rPr>
+            <w:fldChar w:fldCharType="separate"/>
+          </w:r>
+          <w:r>
+            <w:rPr>
+              <w:rFonts w:ascii="Avenir Next" w:hAnsi="Avenir Next" w:cs="Avenir Next" w:eastAsia="Avenir Next"/>
+              <w:color w:val="5A5F66"/>
+              <w:sz w:val="15"/>
+              <w:szCs w:val="15"/>
+            </w:rPr>
+            <w:t xml:space="preserve">1</w:t>
+          </w:r>
+          <w:r>
+            <w:rPr>
+              <w:rFonts w:ascii="Avenir Next" w:hAnsi="Avenir Next" w:cs="Avenir Next" w:eastAsia="Avenir Next"/>
+              <w:color w:val="5A5F66"/>
+              <w:sz w:val="15"/>
+              <w:szCs w:val="15"/>
+            </w:rPr>
+            <w:fldChar w:fldCharType="end"/>
+          </w:r>
+          <w:r>
+            <w:rPr>
+              <w:rFonts w:ascii="Avenir Next" w:hAnsi="Avenir Next" w:cs="Avenir Next" w:eastAsia="Avenir Next"/>
+              <w:color w:val="5A5F66"/>
+              <w:sz w:val="15"/>
+              <w:szCs w:val="15"/>
+            </w:rPr>
+            <w:t xml:space="preserve"> of </w:t>
+          </w:r>
+          <w:r>
+            <w:rPr>
+              <w:rFonts w:ascii="Avenir Next" w:hAnsi="Avenir Next" w:cs="Avenir Next" w:eastAsia="Avenir Next"/>
+              <w:color w:val="5A5F66"/>
+              <w:sz w:val="15"/>
+              <w:szCs w:val="15"/>
+            </w:rPr>
+            <w:fldChar w:fldCharType="begin"/>
+          </w:r>
+          <w:r>
+            <w:rPr>
+              <w:rFonts w:ascii="Avenir Next" w:hAnsi="Avenir Next" w:cs="Avenir Next" w:eastAsia="Avenir Next"/>
+              <w:color w:val="5A5F66"/>
+              <w:sz w:val="15"/>
+              <w:szCs w:val="15"/>
+            </w:rPr>
+            <w:instrText xml:space="preserve"> NUMPAGES </w:instrText>
+          </w:r>
+          <w:r>
+            <w:rPr>
+              <w:rFonts w:ascii="Avenir Next" w:hAnsi="Avenir Next" w:cs="Avenir Next" w:eastAsia="Avenir Next"/>
+              <w:color w:val="5A5F66"/>
+              <w:sz w:val="15"/>
+              <w:szCs w:val="15"/>
+            </w:rPr>
+            <w:fldChar w:fldCharType="separate"/>
+          </w:r>
+          <w:r>
+            <w:rPr>
+              <w:rFonts w:ascii="Avenir Next" w:hAnsi="Avenir Next" w:cs="Avenir Next" w:eastAsia="Avenir Next"/>
+              <w:color w:val="5A5F66"/>
+              <w:sz w:val="15"/>
+              <w:szCs w:val="15"/>
+            </w:rPr>
+            <w:t xml:space="preserve">1</w:t>
+          </w:r>
+          <w:r>
+            <w:rPr>
+              <w:rFonts w:ascii="Avenir Next" w:hAnsi="Avenir Next" w:cs="Avenir Next" w:eastAsia="Avenir Next"/>
+              <w:color w:val="5A5F66"/>
+              <w:sz w:val="15"/>
+              <w:szCs w:val="15"/>
+            </w:rPr>
+            <w:fldChar w:fldCharType="end"/>
           </w:r>
         </w:p>
       </w:tc>
@@ -6124,5 +6236,23 @@
       </w:tblCellMar>
     </w:tblPr>
   </w:style>
+  <w:style w:type="paragraph" w:styleId="Heading1">
+    <w:name w:val="heading 1"/>
+    <w:basedOn w:val="Normal"/>
+    <w:pPr>
+      <w:outlineLvl w:val="0"/>
+      <w:keepNext w:val="0"/>
+      <w:keepLines w:val="0"/>
+    </w:pPr>
+  </w:style>
+  <w:style w:type="paragraph" w:styleId="Heading2">
+    <w:name w:val="heading 2"/>
+    <w:basedOn w:val="Normal"/>
+    <w:pPr>
+      <w:outlineLvl w:val="1"/>
+      <w:keepNext w:val="0"/>
+      <w:keepLines w:val="0"/>
+    </w:pPr>
+  </w:style>
 </w:styles>
 </file>